--- a/aura-documents/output/word/02-people-policies/01-code-of-conduct-and-professional-ethics.docx
+++ b/aura-documents/output/word/02-people-policies/01-code-of-conduct-and-professional-ethics.docx
@@ -30,7 +30,7 @@
           <w:color w:val="7A6753"/>
           <w:sz w:val="16"/>
         </w:rPr>
-        <w:t xml:space="preserve">Document No. AUR-POL-01 · Version 0.1 (Draft) · Owner: Founder &amp; CEO · Effective: </w:t>
+        <w:t xml:space="preserve">Document No. AUR-POL-01 · Version 0.2 (Draft) · Owner: Founder &amp; CEO · Effective: </w:t>
       </w:r>
       <w:r>
         <w:rPr>
@@ -104,7 +104,7 @@
           <w:color w:val="4A3A2C"/>
           <w:sz w:val="20"/>
         </w:rPr>
-        <w:t>This code sets out how everyone who works at The Aura behaves: Hosts, front-of-house, housekeeping, licensed clinical staff, managers, contractors and Elevé Health technicians while on site. It applies at the Jumeirah 1 studio (332 Jumeirah First, Jumeirah Beach Road), at launch events, on social media when you are identifiable as a team member, and whenever you represent the brand.</w:t>
+        <w:t>This code sets out how everyone who works at The Aura behaves: Hosts, Healers, front-of-house, cleaning support, managers, contractors and Elevé Health technicians while on site. It applies at the Jumeirah 1 studio (332 Jumeirah First, Jumeirah Beach Road), at launch events, on social media when you are identifiable as a team member, and whenever you represent the brand.</w:t>
       </w:r>
     </w:p>
     <w:p>
@@ -417,7 +417,23 @@
           <w:color w:val="4A3A2C"/>
           <w:sz w:val="20"/>
         </w:rPr>
-        <w:t>Stay within reach and within sight or sound as the modality requires. Cold plunge is always host-guided. Cryotherapy, hyperbaric oxygen and float sessions follow the monitoring rules in the relevant SOP.</w:t>
+        <w:t>Stay within reach and within sight or sound as the modality requires. Cold plunge is always host-guided. Cryotherapy, hyperbaric oxygen and dry float sessions follow the monitoring rules in the relevant SOP.</w:t>
+      </w:r>
+    </w:p>
+    <w:p>
+      <w:pPr>
+        <w:pStyle w:val="ListBullet"/>
+        <w:spacing w:before="0" w:after="60" w:line="300" w:lineRule="auto"/>
+      </w:pPr>
+      <w:r>
+        <w:rPr>
+          <w:rFonts w:ascii="Jost" w:hAnsi="Jost" w:cs="Jost" w:eastAsia="Jost"/>
+          <w:b w:val="0"/>
+          <w:i w:val="0"/>
+          <w:color w:val="4A3A2C"/>
+          <w:sz w:val="20"/>
+        </w:rPr>
+        <w:t>Suggest combinations of modalities honestly, based on how the guest arrived and the package their Healer designed, never to fill a slot.</w:t>
       </w:r>
     </w:p>
     <w:p>
@@ -527,7 +543,7 @@
           <w:color w:val="4A3A2C"/>
           <w:sz w:val="20"/>
         </w:rPr>
-        <w:t>Respect modesty. Offer robes, towels and private changing at every step. Knock and wait for consent before entering any occupied room (see AUR-POL-04).</w:t>
+        <w:t>Respect modesty. Offer robes, Aura-branded towels, clothing and slippers, and private changing at every step. Knock and wait for consent before entering any occupied room (see AUR-POL-04).</w:t>
       </w:r>
     </w:p>
     <w:p>
@@ -543,7 +559,7 @@
           <w:color w:val="4A3A2C"/>
           <w:sz w:val="20"/>
         </w:rPr>
-        <w:t>Never comment on a guest's body, weight, skin or appearance, except where clinically necessary and phrased with care.</w:t>
+        <w:t>Never comment on a guest's body, weight, skin or appearance, except where necessary for safety and phrased with care.</w:t>
       </w:r>
     </w:p>
     <w:p>
@@ -624,7 +640,7 @@
           <w:color w:val="4A3A2C"/>
           <w:sz w:val="18"/>
         </w:rPr>
-        <w:t>Our modalities are wellness services designed to support how you feel and function. They are not a substitute for medical care. IV therapy is administered by licensed clinicians, and we will always flag anything that warrants a conversation with your doctor.</w:t>
+        <w:t>Our modalities are wellness services designed to support how you feel and function. They are not a substitute for medical care. We do not offer medical treatments, and we will always flag anything that warrants a conversation with your doctor.</w:t>
       </w:r>
     </w:p>
     <w:p>
@@ -786,7 +802,7 @@
           <w:color w:val="4A3A2C"/>
           <w:sz w:val="20"/>
         </w:rPr>
-        <w:t>Medical advice of any kind, unless you are licensed clinical staff acting within your DHA licence and scope.</w:t>
+        <w:t>Medical advice of any kind. This applies to Hosts and Healers alike: Healer consultations identify wellness needs and design packages; they never diagnose.</w:t>
       </w:r>
     </w:p>
     <w:p>
@@ -816,7 +832,7 @@
           <w:color w:val="4A3A2C"/>
           <w:sz w:val="20"/>
         </w:rPr>
-        <w:t xml:space="preserve">If a guest discloses a condition, medication, pregnancy or symptom that appears on a contraindication list, or something simply feels wrong, pause the session and escalate to the duty lead or licensed clinician. Do not guess. IV nutrient therapy, and any other service subject to DHA requirements, is delivered only by licensed clinical staff under </w:t>
+        <w:t xml:space="preserve">If a guest discloses a condition, medication, pregnancy or symptom that appears on a contraindication list, or something simply feels wrong, pause the session and escalate to the duty lead, who escalates to the General Manager and, where needed, the </w:t>
       </w:r>
       <w:r>
         <w:rPr>
@@ -826,7 +842,7 @@
           <w:color w:val="A6754C"/>
           <w:sz w:val="20"/>
         </w:rPr>
-        <w:t>[DHA licence / approval reference]</w:t>
+        <w:t>[Medical Director named on the licence]</w:t>
       </w:r>
       <w:r>
         <w:rPr>
@@ -836,7 +852,7 @@
           <w:color w:val="4A3A2C"/>
           <w:sz w:val="20"/>
         </w:rPr>
-        <w:t>.</w:t>
+        <w:t>. Do not guess. No medical treatments are offered at launch. IV Nutrient Therapy is not available; if it is introduced in future, it would be delivered only by licensed clinical staff under DHA licensing.</w:t>
       </w:r>
     </w:p>
     <w:p>
